--- a/Win szerver dokumentacio.docx
+++ b/Win szerver dokumentacio.docx
@@ -294,10 +294,10 @@
           <w:noProof/>
         </w:rPr>
         <w:drawing>
-          <wp:inline distT="0" distB="0" distL="0" distR="0" wp14:anchorId="1DE49602" wp14:editId="7DBCBCE5">
-            <wp:extent cx="3641452" cy="2827020"/>
-            <wp:effectExtent l="0" t="0" r="0" b="0"/>
-            <wp:docPr id="209165489" name="Kép 1"/>
+          <wp:inline distT="0" distB="0" distL="0" distR="0" wp14:anchorId="1406E3B1" wp14:editId="24339585">
+            <wp:extent cx="4528242" cy="2796540"/>
+            <wp:effectExtent l="0" t="0" r="5715" b="3810"/>
+            <wp:docPr id="1534204870" name="Kép 1"/>
             <wp:cNvGraphicFramePr>
               <a:graphicFrameLocks xmlns:a="http://schemas.openxmlformats.org/drawingml/2006/main" noChangeAspect="1"/>
             </wp:cNvGraphicFramePr>
@@ -305,7 +305,7 @@
               <a:graphicData uri="http://schemas.openxmlformats.org/drawingml/2006/picture">
                 <pic:pic xmlns:pic="http://schemas.openxmlformats.org/drawingml/2006/picture">
                   <pic:nvPicPr>
-                    <pic:cNvPr id="209165489" name=""/>
+                    <pic:cNvPr id="1534204870" name=""/>
                     <pic:cNvPicPr/>
                   </pic:nvPicPr>
                   <pic:blipFill>
@@ -317,7 +317,7 @@
                   <pic:spPr>
                     <a:xfrm>
                       <a:off x="0" y="0"/>
-                      <a:ext cx="3656971" cy="2839068"/>
+                      <a:ext cx="4543419" cy="2805913"/>
                     </a:xfrm>
                     <a:prstGeom prst="rect">
                       <a:avLst/>
@@ -1128,6 +1128,7 @@
         <w:rPr>
           <w:b/>
           <w:bCs/>
+          <w:noProof/>
           <w:sz w:val="28"/>
           <w:szCs w:val="28"/>
         </w:rPr>
@@ -1391,6 +1392,9 @@
         <w:t xml:space="preserve"> </w:t>
       </w:r>
       <w:r>
+        <w:rPr>
+          <w:noProof/>
+        </w:rPr>
         <w:drawing>
           <wp:inline distT="0" distB="0" distL="0" distR="0" wp14:anchorId="0DB9E3C0" wp14:editId="139AAAD3">
             <wp:extent cx="5760720" cy="2712720"/>
@@ -3000,6 +3004,7 @@
   <w:style w:type="character" w:default="1" w:styleId="Bekezdsalapbettpusa">
     <w:name w:val="Default Paragraph Font"/>
     <w:uiPriority w:val="1"/>
+    <w:semiHidden/>
     <w:unhideWhenUsed/>
   </w:style>
   <w:style w:type="table" w:default="1" w:styleId="Normltblzat">
